--- a/Physics/Units/11-Engineering Design and Course Review/Lesson 5 - Applying Physics to Real-World Design Challenges Day 3 of 3/Lesson Plan.docx
+++ b/Physics/Units/11-Engineering Design and Course Review/Lesson 5 - Applying Physics to Real-World Design Challenges Day 3 of 3/Lesson Plan.docx
@@ -60,7 +60,7 @@
           <w:sz w:val="24"/>
           <w:u w:val="none"/>
         </w:rPr>
-        <w:t>Opening Circle (2-3 min)</w:t>
+        <w:t>Suggested Opening Circle (2-3 min)</w:t>
       </w:r>
     </w:p>
     <w:p>
@@ -77,7 +77,7 @@
           <w:sz w:val="22"/>
           <w:u w:val="none"/>
         </w:rPr>
-        <w:t xml:space="preserve">Community Prompt: </w:t>
+        <w:t xml:space="preserve">Suggested Community Prompt: </w:t>
       </w:r>
       <w:r>
         <w:rPr>
@@ -990,7 +990,7 @@
           <w:sz w:val="24"/>
           <w:u w:val="none"/>
         </w:rPr>
-        <w:t>Hochman Writing Integration</w:t>
+        <w:t>Suggested Hochman Writing Activity</w:t>
       </w:r>
     </w:p>
     <w:p>
@@ -1007,7 +1007,7 @@
           <w:sz w:val="22"/>
           <w:u w:val="none"/>
         </w:rPr>
-        <w:t xml:space="preserve">Literacy Activity: </w:t>
+        <w:t xml:space="preserve">Suggested Literacy Activity: </w:t>
       </w:r>
       <w:r>
         <w:rPr>
